--- a/taskmanager/media/documents/soglasie_na_obrabotku_pers_dannykh_s726S7m.docx
+++ b/taskmanager/media/documents/soglasie_na_obrabotku_pers_dannykh_s726S7m.docx
@@ -4,45 +4,62 @@
   <w:body>
     <w:p>
       <w:pPr>
+        <w:jc w:val="center"/>
         <w:spacing w:before="49"/>
+      </w:pPr>
+      <w:r>
+        <w:rPr>
+          <w:rFonts w:ascii="&quot;Times New Roman&quot;" w:hAnsi="&quot;Times New Roman&quot;" w:cs="&quot;Times New Roman&quot;"/>
+          <w:sz w:val="24"/>
+        </w:rPr>
+        <w:t xml:space="preserve">Ф</w:t>
+      </w:r>
+      <w:r>
+        <w:rPr>
+          <w:rFonts w:ascii="&quot;Times New Roman&quot;" w:hAnsi="&quot;Times New Roman&quot;" w:cs="&quot;Times New Roman&quot;"/>
+          <w:sz w:val="24"/>
+        </w:rPr>
+        <w:t xml:space="preserve">ьский государственный университет»</w:t>
+      </w:r>
+    </w:p>
+    <w:p>
+      <w:pPr>
         <w:jc w:val="center"/>
-      </w:pPr>
-      <w:r>
-        <w:rPr/>
-        <w:t xml:space="preserve">Ф</w:t>
-      </w:r>
-      <w:r>
-        <w:rPr/>
-        <w:t xml:space="preserve">ГБОУ ВО «Забайкал</w:t>
-      </w:r>
-      <w:r>
-        <w:rPr/>
-        <w:t xml:space="preserve">ьский государственный университет»</w:t>
-      </w:r>
-    </w:p>
-    <w:p>
-      <w:pPr>
         <w:spacing w:before="49"/>
-        <w:jc w:val="center"/>
-      </w:pPr>
-      <w:r>
-        <w:rPr/>
+      </w:pPr>
+      <w:r>
+        <w:rPr>
+          <w:rFonts w:ascii="&quot;Times New Roman&quot;" w:hAnsi="&quot;Times New Roman&quot;" w:cs="&quot;Times New Roman&quot;"/>
+          <w:sz w:val="24"/>
+        </w:rPr>
         <w:t xml:space="preserve">672039, г.Чита, ул.</w:t>
       </w:r>
       <w:r>
-        <w:rPr/>
+        <w:rPr>
+          <w:rFonts w:ascii="&quot;Times New Roman&quot;" w:hAnsi="&quot;Times New Roman&quot;" w:cs="&quot;Times New Roman&quot;"/>
+          <w:sz w:val="24"/>
+        </w:rPr>
         <w:t xml:space="preserve"> </w:t>
       </w:r>
       <w:r>
-        <w:rPr/>
+        <w:rPr>
+          <w:rFonts w:ascii="&quot;Times New Roman&quot;" w:hAnsi="&quot;Times New Roman&quot;" w:cs="&quot;Times New Roman&quot;"/>
+          <w:sz w:val="24"/>
+        </w:rPr>
         <w:t xml:space="preserve">А</w:t>
       </w:r>
       <w:r>
-        <w:rPr/>
+        <w:rPr>
+          <w:rFonts w:ascii="&quot;Times New Roman&quot;" w:hAnsi="&quot;Times New Roman&quot;" w:cs="&quot;Times New Roman&quot;"/>
+          <w:sz w:val="24"/>
+        </w:rPr>
         <w:t xml:space="preserve">л</w:t>
       </w:r>
       <w:r>
-        <w:rPr/>
+        <w:rPr>
+          <w:rFonts w:ascii="&quot;Times New Roman&quot;" w:hAnsi="&quot;Times New Roman&quot;" w:cs="&quot;Times New Roman&quot;"/>
+          <w:sz w:val="24"/>
+        </w:rPr>
         <w:t xml:space="preserve">ександро-Заводская, д.30</w:t>
       </w:r>
     </w:p>
@@ -58,7 +75,10 @@
         <w:spacing w:line="0" w:lineRule="auto"/>
       </w:pPr>
       <w:r>
-        <w:rPr/>
+        <w:rPr>
+          <w:rFonts w:ascii="&quot;Times New Roman&quot;" w:hAnsi="&quot;Times New Roman&quot;" w:cs="&quot;Times New Roman&quot;"/>
+          <w:sz w:val="24"/>
+        </w:rPr>
         <w:t xml:space="preserve">СОГЛАСИЕ </w:t>
       </w:r>
     </w:p>
@@ -68,7 +88,10 @@
         <w:spacing w:line="0" w:lineRule="auto"/>
       </w:pPr>
       <w:r>
-        <w:rPr/>
+        <w:rPr>
+          <w:rFonts w:ascii="&quot;Times New Roman&quot;" w:hAnsi="&quot;Times New Roman&quot;" w:cs="&quot;Times New Roman&quot;"/>
+          <w:sz w:val="24"/>
+        </w:rPr>
         <w:t xml:space="preserve">на обработку персональных данных</w:t>
       </w:r>
     </w:p>
@@ -77,58 +100,88 @@
         <w:spacing w:before="61"/>
       </w:pPr>
       <w:r>
-        <w:rPr/>
+        <w:rPr>
+          <w:rFonts w:ascii="&quot;Times New Roman&quot;" w:hAnsi="&quot;Times New Roman&quot;" w:cs="&quot;Times New Roman&quot;"/>
+          <w:sz w:val="24"/>
+        </w:rPr>
         <w:t xml:space="preserve">Я,</w:t>
       </w:r>
       <w:r>
-        <w:rPr/>
+        <w:rPr>
+          <w:rFonts w:ascii="&quot;Times New Roman&quot;" w:hAnsi="&quot;Times New Roman&quot;" w:cs="&quot;Times New Roman&quot;"/>
+          <w:sz w:val="24"/>
+        </w:rPr>
         <w:t xml:space="preserve">Раменский Александр Алексеевич_____________________</w:t>
       </w:r>
     </w:p>
     <w:p>
       <w:pPr>
+        <w:jc w:val="center"/>
         <w:spacing w:before="1"/>
-        <w:jc w:val="center"/>
-      </w:pPr>
-      <w:r>
-        <w:rPr/>
+      </w:pPr>
+      <w:r>
+        <w:rPr>
+          <w:rFonts w:ascii="&quot;Times New Roman&quot;" w:hAnsi="&quot;Times New Roman&quot;" w:cs="&quot;Times New Roman&quot;"/>
+          <w:sz w:val="24"/>
+        </w:rPr>
         <w:t xml:space="preserve">(ФИ</w:t>
       </w:r>
       <w:r>
-        <w:rPr/>
+        <w:rPr>
+          <w:rFonts w:ascii="&quot;Times New Roman&quot;" w:hAnsi="&quot;Times New Roman&quot;" w:cs="&quot;Times New Roman&quot;"/>
+          <w:sz w:val="24"/>
+        </w:rPr>
         <w:t xml:space="preserve">О.)</w:t>
       </w:r>
     </w:p>
     <w:p>
       <w:pPr>
+        <w:jc w:val="left"/>
         <w:spacing w:before="24"/>
-        <w:jc w:val="left"/>
-      </w:pPr>
-      <w:r>
-        <w:rPr/>
+      </w:pPr>
+      <w:r>
+        <w:rPr>
+          <w:rFonts w:ascii="&quot;Times New Roman&quot;" w:hAnsi="&quot;Times New Roman&quot;" w:cs="&quot;Times New Roman&quot;"/>
+          <w:sz w:val="24"/>
+        </w:rPr>
         <w:t xml:space="preserve">зарегистрированный(ая) по адресу:</w:t>
       </w:r>
       <w:r>
-        <w:rPr/>
+        <w:rPr>
+          <w:rFonts w:ascii="&quot;Times New Roman&quot;" w:hAnsi="&quot;Times New Roman&quot;" w:cs="&quot;Times New Roman&quot;"/>
+          <w:sz w:val="24"/>
+        </w:rPr>
         <w:t xml:space="preserve">__________</w:t>
       </w:r>
       <w:r>
-        <w:rPr/>
+        <w:rPr>
+          <w:rFonts w:ascii="&quot;Times New Roman&quot;" w:hAnsi="&quot;Times New Roman&quot;" w:cs="&quot;Times New Roman&quot;"/>
+          <w:sz w:val="24"/>
+        </w:rPr>
         <w:t xml:space="preserve">____________________________________________</w:t>
       </w:r>
     </w:p>
     <w:p>
       <w:pPr/>
       <w:r>
-        <w:rPr/>
+        <w:rPr>
+          <w:rFonts w:ascii="&quot;Times New Roman&quot;" w:hAnsi="&quot;Times New Roman&quot;" w:cs="&quot;Times New Roman&quot;"/>
+          <w:sz w:val="24"/>
+        </w:rPr>
         <w:t xml:space="preserve">_</w:t>
       </w:r>
       <w:r>
-        <w:rPr/>
+        <w:rPr>
+          <w:rFonts w:ascii="&quot;Times New Roman&quot;" w:hAnsi="&quot;Times New Roman&quot;" w:cs="&quot;Times New Roman&quot;"/>
+          <w:sz w:val="24"/>
+        </w:rPr>
         <w:t xml:space="preserve">_______________________________________________________________________________</w:t>
       </w:r>
       <w:r>
-        <w:rPr/>
+        <w:rPr>
+          <w:rFonts w:ascii="&quot;Times New Roman&quot;" w:hAnsi="&quot;Times New Roman&quot;" w:cs="&quot;Times New Roman&quot;"/>
+          <w:sz w:val="24"/>
+        </w:rPr>
         <w:t xml:space="preserve">__</w:t>
       </w:r>
     </w:p>
@@ -137,55 +190,86 @@
         <w:spacing w:before="108"/>
       </w:pPr>
       <w:r>
-        <w:rPr/>
+        <w:rPr>
+          <w:rFonts w:ascii="&quot;Times New Roman&quot;" w:hAnsi="&quot;Times New Roman&quot;" w:cs="&quot;Times New Roman&quot;"/>
+          <w:sz w:val="24"/>
+        </w:rPr>
         <w:t xml:space="preserve">паспорт серия</w:t>
       </w:r>
       <w:r>
-        <w:rPr/>
+        <w:rPr>
+          <w:rFonts w:ascii="&quot;Times New Roman&quot;" w:hAnsi="&quot;Times New Roman&quot;" w:cs="&quot;Times New Roman&quot;"/>
+          <w:sz w:val="24"/>
+        </w:rPr>
         <w:t xml:space="preserve">     №</w:t>
       </w:r>
       <w:r>
-        <w:rPr/>
+        <w:rPr>
+          <w:rFonts w:ascii="&quot;Times New Roman&quot;" w:hAnsi="&quot;Times New Roman&quot;" w:cs="&quot;Times New Roman&quot;"/>
+          <w:sz w:val="24"/>
+        </w:rPr>
         <w:t xml:space="preserve">_______      выдан</w:t>
       </w:r>
       <w:r>
-        <w:rPr/>
+        <w:rPr>
+          <w:rFonts w:ascii="&quot;Times New Roman&quot;" w:hAnsi="&quot;Times New Roman&quot;" w:cs="&quot;Times New Roman&quot;"/>
+          <w:sz w:val="24"/>
+        </w:rPr>
         <w:t xml:space="preserve">,   _____</w:t>
       </w:r>
       <w:r>
-        <w:rPr/>
+        <w:rPr>
+          <w:rFonts w:ascii="&quot;Times New Roman&quot;" w:hAnsi="&quot;Times New Roman&quot;" w:cs="&quot;Times New Roman&quot;"/>
+          <w:sz w:val="24"/>
+        </w:rPr>
         <w:t xml:space="preserve">________</w:t>
       </w:r>
       <w:r>
-        <w:rPr/>
+        <w:rPr>
+          <w:rFonts w:ascii="&quot;Times New Roman&quot;" w:hAnsi="&quot;Times New Roman&quot;" w:cs="&quot;Times New Roman&quot;"/>
+          <w:sz w:val="24"/>
+        </w:rPr>
         <w:t xml:space="preserve">____</w:t>
       </w:r>
     </w:p>
     <w:p>
       <w:pPr>
+        <w:jc w:val="justify"/>
         <w:spacing w:before="25"/>
-        <w:jc w:val="both"/>
-      </w:pPr>
-      <w:r>
-        <w:rPr>
+      </w:pPr>
+      <w:r>
+        <w:rPr>
+          <w:rFonts w:ascii="&quot;Times New Roman&quot;" w:hAnsi="&quot;Times New Roman&quot;" w:cs="&quot;Times New Roman&quot;"/>
+          <w:sz w:val="24"/>
           <w:i/>
         </w:rPr>
         <w:t xml:space="preserve">(дата)</w:t>
       </w:r>
       <w:r>
-        <w:rPr/>
+        <w:rPr>
+          <w:rFonts w:ascii="&quot;Times New Roman&quot;" w:hAnsi="&quot;Times New Roman&quot;" w:cs="&quot;Times New Roman&quot;"/>
+          <w:sz w:val="24"/>
+        </w:rPr>
         <w:t xml:space="preserve">        </w:t>
       </w:r>
       <w:r>
-        <w:rPr/>
+        <w:rPr>
+          <w:rFonts w:ascii="&quot;Times New Roman&quot;" w:hAnsi="&quot;Times New Roman&quot;" w:cs="&quot;Times New Roman&quot;"/>
+          <w:sz w:val="24"/>
+        </w:rPr>
         <w:t xml:space="preserve">         </w:t>
       </w:r>
       <w:r>
-        <w:rPr/>
+        <w:rPr>
+          <w:rFonts w:ascii="&quot;Times New Roman&quot;" w:hAnsi="&quot;Times New Roman&quot;" w:cs="&quot;Times New Roman&quot;"/>
+          <w:sz w:val="24"/>
+        </w:rPr>
         <w:t xml:space="preserve">  </w:t>
       </w:r>
       <w:r>
         <w:rPr>
+          <w:rFonts w:ascii="&quot;Times New Roman&quot;" w:hAnsi="&quot;Times New Roman&quot;" w:cs="&quot;Times New Roman&quot;"/>
+          <w:sz w:val="24"/>
           <w:i/>
         </w:rPr>
         <w:t xml:space="preserve">(кем выдан)</w:t>
@@ -193,27 +277,42 @@
     </w:p>
     <w:p>
       <w:pPr>
+        <w:jc w:val="justify"/>
         <w:spacing w:before="25"/>
-        <w:jc w:val="both"/>
-      </w:pPr>
-      <w:r>
-        <w:rPr/>
+      </w:pPr>
+      <w:r>
+        <w:rPr>
+          <w:rFonts w:ascii="&quot;Times New Roman&quot;" w:hAnsi="&quot;Times New Roman&quot;" w:cs="&quot;Times New Roman&quot;"/>
+          <w:sz w:val="24"/>
+        </w:rPr>
         <w:t xml:space="preserve">__________________________________________________________________________________________</w:t>
       </w:r>
       <w:r>
-        <w:rPr/>
+        <w:rPr>
+          <w:rFonts w:ascii="&quot;Times New Roman&quot;" w:hAnsi="&quot;Times New Roman&quot;" w:cs="&quot;Times New Roman&quot;"/>
+          <w:sz w:val="24"/>
+        </w:rPr>
         <w:t xml:space="preserve">___________________________________________________________________________</w:t>
       </w:r>
       <w:r>
-        <w:rPr/>
+        <w:rPr>
+          <w:rFonts w:ascii="&quot;Times New Roman&quot;" w:hAnsi="&quot;Times New Roman&quot;" w:cs="&quot;Times New Roman&quot;"/>
+          <w:sz w:val="24"/>
+        </w:rPr>
         <w:t xml:space="preserve">__</w:t>
       </w:r>
       <w:r>
-        <w:rPr/>
+        <w:rPr>
+          <w:rFonts w:ascii="&quot;Times New Roman&quot;" w:hAnsi="&quot;Times New Roman&quot;" w:cs="&quot;Times New Roman&quot;"/>
+          <w:sz w:val="24"/>
+        </w:rPr>
         <w:t xml:space="preserve">_</w:t>
       </w:r>
       <w:r>
-        <w:rPr/>
+        <w:rPr>
+          <w:rFonts w:ascii="&quot;Times New Roman&quot;" w:hAnsi="&quot;Times New Roman&quot;" w:cs="&quot;Times New Roman&quot;"/>
+          <w:sz w:val="24"/>
+        </w:rPr>
         <w:t xml:space="preserve">__</w:t>
       </w:r>
     </w:p>
@@ -222,138 +321,237 @@
         <w:spacing w:before="235"/>
       </w:pPr>
       <w:r>
-        <w:rPr/>
+        <w:rPr>
+          <w:rFonts w:ascii="&quot;Times New Roman&quot;" w:hAnsi="&quot;Times New Roman&quot;" w:cs="&quot;Times New Roman&quot;"/>
+          <w:sz w:val="24"/>
+        </w:rPr>
         <w:t xml:space="preserve">именуемый в дальнейшем Субъект, во исполнение требований Федерального закона «О персона</w:t>
       </w:r>
       <w:r>
-        <w:rPr/>
+        <w:rPr>
+          <w:rFonts w:ascii="&quot;Times New Roman&quot;" w:hAnsi="&quot;Times New Roman&quot;" w:cs="&quot;Times New Roman&quot;"/>
+          <w:sz w:val="24"/>
+        </w:rPr>
         <w:t xml:space="preserve">льных данных» № 152-ФЗ от 27.07.2</w:t>
       </w:r>
       <w:r>
-        <w:rPr/>
+        <w:rPr>
+          <w:rFonts w:ascii="&quot;Times New Roman&quot;" w:hAnsi="&quot;Times New Roman&quot;" w:cs="&quot;Times New Roman&quot;"/>
+          <w:sz w:val="24"/>
+        </w:rPr>
         <w:t xml:space="preserve">006 г. даю добровольное согласие -</w:t>
       </w:r>
       <w:r>
-        <w:rPr/>
+        <w:rPr>
+          <w:rFonts w:ascii="&quot;Times New Roman&quot;" w:hAnsi="&quot;Times New Roman&quot;" w:cs="&quot;Times New Roman&quot;"/>
+          <w:sz w:val="24"/>
+        </w:rPr>
         <w:t xml:space="preserve"> </w:t>
       </w:r>
       <w:r>
-        <w:rPr/>
+        <w:rPr>
+          <w:rFonts w:ascii="&quot;Times New Roman&quot;" w:hAnsi="&quot;Times New Roman&quot;" w:cs="&quot;Times New Roman&quot;"/>
+          <w:sz w:val="24"/>
+        </w:rPr>
         <w:t xml:space="preserve">Федеральному государственному бюджетному </w:t>
       </w:r>
       <w:r>
-        <w:rPr/>
+        <w:rPr>
+          <w:rFonts w:ascii="&quot;Times New Roman&quot;" w:hAnsi="&quot;Times New Roman&quot;" w:cs="&quot;Times New Roman&quot;"/>
+          <w:sz w:val="24"/>
+        </w:rPr>
         <w:t xml:space="preserve">о</w:t>
       </w:r>
       <w:r>
-        <w:rPr/>
+        <w:rPr>
+          <w:rFonts w:ascii="&quot;Times New Roman&quot;" w:hAnsi="&quot;Times New Roman&quot;" w:cs="&quot;Times New Roman&quot;"/>
+          <w:sz w:val="24"/>
+        </w:rPr>
         <w:t xml:space="preserve">бразовательному учреждению высшего образования «Забайкальский государственны</w:t>
       </w:r>
       <w:r>
-        <w:rPr/>
+        <w:rPr>
+          <w:rFonts w:ascii="&quot;Times New Roman&quot;" w:hAnsi="&quot;Times New Roman&quot;" w:cs="&quot;Times New Roman&quot;"/>
+          <w:sz w:val="24"/>
+        </w:rPr>
         <w:t xml:space="preserve">й </w:t>
       </w:r>
       <w:r>
-        <w:rPr/>
+        <w:rPr>
+          <w:rFonts w:ascii="&quot;Times New Roman&quot;" w:hAnsi="&quot;Times New Roman&quot;" w:cs="&quot;Times New Roman&quot;"/>
+          <w:sz w:val="24"/>
+        </w:rPr>
         <w:t xml:space="preserve">университет» (ФГБОУ ВО «ЗабГУ») (далее - университет), зарегистрированному по адресу: 672039, г. Чита, ул. Александро-Заводская, д.</w:t>
       </w:r>
       <w:r>
-        <w:rPr/>
+        <w:rPr>
+          <w:rFonts w:ascii="&quot;Times New Roman&quot;" w:hAnsi="&quot;Times New Roman&quot;" w:cs="&quot;Times New Roman&quot;"/>
+          <w:sz w:val="24"/>
+        </w:rPr>
         <w:t xml:space="preserve"> </w:t>
       </w:r>
       <w:r>
-        <w:rPr/>
+        <w:rPr>
+          <w:rFonts w:ascii="&quot;Times New Roman&quot;" w:hAnsi="&quot;Times New Roman&quot;" w:cs="&quot;Times New Roman&quot;"/>
+          <w:sz w:val="24"/>
+        </w:rPr>
         <w:t xml:space="preserve">30, на обработку своих персональны</w:t>
       </w:r>
       <w:r>
-        <w:rPr/>
+        <w:rPr>
+          <w:rFonts w:ascii="&quot;Times New Roman&quot;" w:hAnsi="&quot;Times New Roman&quot;" w:cs="&quot;Times New Roman&quot;"/>
+          <w:sz w:val="24"/>
+        </w:rPr>
         <w:t xml:space="preserve">х</w:t>
       </w:r>
       <w:r>
-        <w:rPr/>
+        <w:rPr>
+          <w:rFonts w:ascii="&quot;Times New Roman&quot;" w:hAnsi="&quot;Times New Roman&quot;" w:cs="&quot;Times New Roman&quot;"/>
+          <w:sz w:val="24"/>
+        </w:rPr>
         <w:t xml:space="preserve"> к данных на следующих условиях:</w:t>
       </w:r>
     </w:p>
     <w:p>
       <w:pPr/>
       <w:r>
-        <w:rPr/>
+        <w:rPr>
+          <w:rFonts w:ascii="&quot;Times New Roman&quot;" w:hAnsi="&quot;Times New Roman&quot;" w:cs="&quot;Times New Roman&quot;"/>
+          <w:sz w:val="24"/>
+        </w:rPr>
         <w:t xml:space="preserve">1.</w:t>
       </w:r>
       <w:r>
-        <w:rPr/>
+        <w:rPr>
+          <w:rFonts w:ascii="&quot;Times New Roman&quot;" w:hAnsi="&quot;Times New Roman&quot;" w:cs="&quot;Times New Roman&quot;"/>
+          <w:sz w:val="24"/>
+        </w:rPr>
         <w:t xml:space="preserve"> </w:t>
       </w:r>
       <w:r>
-        <w:rPr/>
+        <w:rPr>
+          <w:rFonts w:ascii="&quot;Times New Roman&quot;" w:hAnsi="&quot;Times New Roman&quot;" w:cs="&quot;Times New Roman&quot;"/>
+          <w:sz w:val="24"/>
+        </w:rPr>
         <w:t xml:space="preserve">Субъект дает согласие на обработку университетом своих персональных данных,</w:t>
       </w:r>
       <w:r>
-        <w:rPr/>
+        <w:rPr>
+          <w:rFonts w:ascii="&quot;Times New Roman&quot;" w:hAnsi="&quot;Times New Roman&quot;" w:cs="&quot;Times New Roman&quot;"/>
+          <w:sz w:val="24"/>
+        </w:rPr>
         <w:t xml:space="preserve">то есть </w:t>
       </w:r>
       <w:r>
-        <w:rPr/>
+        <w:rPr>
+          <w:rFonts w:ascii="&quot;Times New Roman&quot;" w:hAnsi="&quot;Times New Roman&quot;" w:cs="&quot;Times New Roman&quot;"/>
+          <w:sz w:val="24"/>
+        </w:rPr>
         <w:t xml:space="preserve">совершение, в том числе, следующ</w:t>
       </w:r>
       <w:r>
-        <w:rPr/>
+        <w:rPr>
+          <w:rFonts w:ascii="&quot;Times New Roman&quot;" w:hAnsi="&quot;Times New Roman&quot;" w:cs="&quot;Times New Roman&quot;"/>
+          <w:sz w:val="24"/>
+        </w:rPr>
         <w:t xml:space="preserve">их действий: сбор, систематизацию,</w:t>
       </w:r>
       <w:r>
-        <w:rPr/>
+        <w:rPr>
+          <w:rFonts w:ascii="&quot;Times New Roman&quot;" w:hAnsi="&quot;Times New Roman&quot;" w:cs="&quot;Times New Roman&quot;"/>
+          <w:sz w:val="24"/>
+        </w:rPr>
         <w:t xml:space="preserve">хранение,</w:t>
       </w:r>
       <w:r>
-        <w:rPr/>
+        <w:rPr>
+          <w:rFonts w:ascii="&quot;Times New Roman&quot;" w:hAnsi="&quot;Times New Roman&quot;" w:cs="&quot;Times New Roman&quot;"/>
+          <w:sz w:val="24"/>
+        </w:rPr>
         <w:t xml:space="preserve"> </w:t>
       </w:r>
       <w:r>
-        <w:rPr/>
+        <w:rPr>
+          <w:rFonts w:ascii="&quot;Times New Roman&quot;" w:hAnsi="&quot;Times New Roman&quot;" w:cs="&quot;Times New Roman&quot;"/>
+          <w:sz w:val="24"/>
+        </w:rPr>
         <w:t xml:space="preserve">использование,</w:t>
       </w:r>
       <w:r>
-        <w:rPr/>
+        <w:rPr>
+          <w:rFonts w:ascii="&quot;Times New Roman&quot;" w:hAnsi="&quot;Times New Roman&quot;" w:cs="&quot;Times New Roman&quot;"/>
+          <w:sz w:val="24"/>
+        </w:rPr>
         <w:t xml:space="preserve"> </w:t>
       </w:r>
       <w:r>
-        <w:rPr/>
+        <w:rPr>
+          <w:rFonts w:ascii="&quot;Times New Roman&quot;" w:hAnsi="&quot;Times New Roman&quot;" w:cs="&quot;Times New Roman&quot;"/>
+          <w:sz w:val="24"/>
+        </w:rPr>
         <w:t xml:space="preserve">распространение (в том числе передачу), уничтожение</w:t>
       </w:r>
       <w:r>
-        <w:rPr/>
+        <w:rPr>
+          <w:rFonts w:ascii="&quot;Times New Roman&quot;" w:hAnsi="&quot;Times New Roman&quot;" w:cs="&quot;Times New Roman&quot;"/>
+          <w:sz w:val="24"/>
+        </w:rPr>
         <w:t xml:space="preserve">персональных данных, при этом общее описание вышеуказанных способов обработки</w:t>
       </w:r>
       <w:r>
-        <w:rPr/>
+        <w:rPr>
+          <w:rFonts w:ascii="&quot;Times New Roman&quot;" w:hAnsi="&quot;Times New Roman&quot;" w:cs="&quot;Times New Roman&quot;"/>
+          <w:sz w:val="24"/>
+        </w:rPr>
         <w:t xml:space="preserve">данных приведено в ФЗ №152 от 27.07.2006 г., а также обеспечение соблюдения законов и</w:t>
       </w:r>
       <w:r>
-        <w:rPr/>
+        <w:rPr>
+          <w:rFonts w:ascii="&quot;Times New Roman&quot;" w:hAnsi="&quot;Times New Roman&quot;" w:cs="&quot;Times New Roman&quot;"/>
+          <w:sz w:val="24"/>
+        </w:rPr>
         <w:t xml:space="preserve">иных нормативных правовых актов, контроля к</w:t>
       </w:r>
       <w:r>
-        <w:rPr/>
+        <w:rPr>
+          <w:rFonts w:ascii="&quot;Times New Roman&quot;" w:hAnsi="&quot;Times New Roman&quot;" w:cs="&quot;Times New Roman&quot;"/>
+          <w:sz w:val="24"/>
+        </w:rPr>
         <w:t xml:space="preserve">оличества и качества выполняемой</w:t>
       </w:r>
       <w:r>
-        <w:rPr/>
+        <w:rPr>
+          <w:rFonts w:ascii="&quot;Times New Roman&quot;" w:hAnsi="&quot;Times New Roman&quot;" w:cs="&quot;Times New Roman&quot;"/>
+          <w:sz w:val="24"/>
+        </w:rPr>
         <w:t xml:space="preserve"> работы и обеспечение</w:t>
       </w:r>
       <w:r>
-        <w:rPr/>
+        <w:rPr>
+          <w:rFonts w:ascii="&quot;Times New Roman&quot;" w:hAnsi="&quot;Times New Roman&quot;" w:cs="&quot;Times New Roman&quot;"/>
+          <w:sz w:val="24"/>
+        </w:rPr>
         <w:t xml:space="preserve"> </w:t>
       </w:r>
       <w:r>
-        <w:rPr/>
+        <w:rPr>
+          <w:rFonts w:ascii="&quot;Times New Roman&quot;" w:hAnsi="&quot;Times New Roman&quot;" w:cs="&quot;Times New Roman&quot;"/>
+          <w:sz w:val="24"/>
+        </w:rPr>
         <w:t xml:space="preserve">сохранности</w:t>
       </w:r>
       <w:r>
-        <w:rPr/>
+        <w:rPr>
+          <w:rFonts w:ascii="&quot;Times New Roman&quot;" w:hAnsi="&quot;Times New Roman&quot;" w:cs="&quot;Times New Roman&quot;"/>
+          <w:sz w:val="24"/>
+        </w:rPr>
         <w:t xml:space="preserve"> </w:t>
       </w:r>
       <w:r>
-        <w:rPr/>
+        <w:rPr>
+          <w:rFonts w:ascii="&quot;Times New Roman&quot;" w:hAnsi="&quot;Times New Roman&quot;" w:cs="&quot;Times New Roman&quot;"/>
+          <w:sz w:val="24"/>
+        </w:rPr>
         <w:t xml:space="preserve">имущества.</w:t>
       </w:r>
     </w:p>
@@ -363,26 +561,41 @@
         <w:spacing w:line="0" w:lineRule="auto"/>
       </w:pPr>
       <w:r>
-        <w:rPr/>
+        <w:rPr>
+          <w:rFonts w:ascii="&quot;Times New Roman&quot;" w:hAnsi="&quot;Times New Roman&quot;" w:cs="&quot;Times New Roman&quot;"/>
+          <w:sz w:val="24"/>
+        </w:rPr>
         <w:t xml:space="preserve">2.</w:t>
       </w:r>
       <w:r>
-        <w:rPr/>
+        <w:rPr>
+          <w:rFonts w:ascii="&quot;Times New Roman&quot;" w:hAnsi="&quot;Times New Roman&quot;" w:cs="&quot;Times New Roman&quot;"/>
+          <w:sz w:val="24"/>
+        </w:rPr>
         <w:t xml:space="preserve"> </w:t>
       </w:r>
       <w:r>
-        <w:rPr/>
+        <w:rPr>
+          <w:rFonts w:ascii="&quot;Times New Roman&quot;" w:hAnsi="&quot;Times New Roman&quot;" w:cs="&quot;Times New Roman&quot;"/>
+          <w:sz w:val="24"/>
+        </w:rPr>
         <w:t xml:space="preserve">Университет обязуется использовать данные Субъекта только с целью:</w:t>
       </w:r>
     </w:p>
     <w:p>
       <w:pPr/>
       <w:r>
-        <w:rPr/>
+        <w:rPr>
+          <w:rFonts w:ascii="&quot;Times New Roman&quot;" w:hAnsi="&quot;Times New Roman&quot;" w:cs="&quot;Times New Roman&quot;"/>
+          <w:sz w:val="24"/>
+        </w:rPr>
         <w:t xml:space="preserve">-</w:t>
       </w:r>
       <w:r>
-        <w:rPr/>
+        <w:rPr>
+          <w:rFonts w:ascii="&quot;Times New Roman&quot;" w:hAnsi="&quot;Times New Roman&quot;" w:cs="&quot;Times New Roman&quot;"/>
+          <w:sz w:val="24"/>
+        </w:rPr>
         <w:t xml:space="preserve">защиты конституционных прав и законных интересов;</w:t>
       </w:r>
     </w:p>
@@ -391,67 +604,106 @@
         <w:spacing w:before="4"/>
       </w:pPr>
       <w:r>
-        <w:rPr/>
+        <w:rPr>
+          <w:rFonts w:ascii="&quot;Times New Roman&quot;" w:hAnsi="&quot;Times New Roman&quot;" w:cs="&quot;Times New Roman&quot;"/>
+          <w:sz w:val="24"/>
+        </w:rPr>
         <w:t xml:space="preserve">-</w:t>
       </w:r>
       <w:r>
-        <w:rPr/>
+        <w:rPr>
+          <w:rFonts w:ascii="&quot;Times New Roman&quot;" w:hAnsi="&quot;Times New Roman&quot;" w:cs="&quot;Times New Roman&quot;"/>
+          <w:sz w:val="24"/>
+        </w:rPr>
         <w:t xml:space="preserve">обеспечения контроля количества и качества выполняемой работы и обеспечения сохранности имущества;</w:t>
       </w:r>
     </w:p>
     <w:p>
       <w:pPr>
-        <w:jc w:val="both"/>
+        <w:jc w:val="justify"/>
         <w:spacing w:line="295" w:lineRule="auto"/>
       </w:pPr>
       <w:r>
-        <w:rPr/>
+        <w:rPr>
+          <w:rFonts w:ascii="&quot;Times New Roman&quot;" w:hAnsi="&quot;Times New Roman&quot;" w:cs="&quot;Times New Roman&quot;"/>
+          <w:sz w:val="24"/>
+        </w:rPr>
         <w:t xml:space="preserve">-</w:t>
       </w:r>
       <w:r>
-        <w:rPr/>
+        <w:rPr>
+          <w:rFonts w:ascii="&quot;Times New Roman&quot;" w:hAnsi="&quot;Times New Roman&quot;" w:cs="&quot;Times New Roman&quot;"/>
+          <w:sz w:val="24"/>
+        </w:rPr>
         <w:t xml:space="preserve">взаимодействия с федеральными органами (правоохранительные органы, налоговые инспекции, органы прокураторы и ФСБ и другие);</w:t>
       </w:r>
     </w:p>
     <w:p>
       <w:pPr>
-        <w:spacing w:line="302" w:lineRule="auto"/>
-        <w:jc w:val="both"/>
-      </w:pPr>
-      <w:r>
-        <w:rPr/>
+        <w:jc w:val="justify"/>
+        <w:spacing w:line="301" w:lineRule="auto"/>
+      </w:pPr>
+      <w:r>
+        <w:rPr>
+          <w:rFonts w:ascii="&quot;Times New Roman&quot;" w:hAnsi="&quot;Times New Roman&quot;" w:cs="&quot;Times New Roman&quot;"/>
+          <w:sz w:val="24"/>
+        </w:rPr>
         <w:t xml:space="preserve">3.</w:t>
       </w:r>
       <w:r>
-        <w:rPr/>
+        <w:rPr>
+          <w:rFonts w:ascii="&quot;Times New Roman&quot;" w:hAnsi="&quot;Times New Roman&quot;" w:cs="&quot;Times New Roman&quot;"/>
+          <w:sz w:val="24"/>
+        </w:rPr>
         <w:t xml:space="preserve"> </w:t>
       </w:r>
       <w:r>
-        <w:rPr/>
+        <w:rPr>
+          <w:rFonts w:ascii="&quot;Times New Roman&quot;" w:hAnsi="&quot;Times New Roman&quot;" w:cs="&quot;Times New Roman&quot;"/>
+          <w:sz w:val="24"/>
+        </w:rPr>
         <w:t xml:space="preserve">Перечень персональных данных </w:t>
       </w:r>
       <w:r>
-        <w:rPr/>
+        <w:rPr>
+          <w:rFonts w:ascii="&quot;Times New Roman&quot;" w:hAnsi="&quot;Times New Roman&quot;" w:cs="&quot;Times New Roman&quot;"/>
+          <w:sz w:val="24"/>
+        </w:rPr>
         <w:t xml:space="preserve">обучающегося</w:t>
       </w:r>
       <w:r>
-        <w:rPr/>
+        <w:rPr>
+          <w:rFonts w:ascii="&quot;Times New Roman&quot;" w:hAnsi="&quot;Times New Roman&quot;" w:cs="&quot;Times New Roman&quot;"/>
+          <w:sz w:val="24"/>
+        </w:rPr>
         <w:t xml:space="preserve">, обрабатываемых университетом как</w:t>
       </w:r>
       <w:r>
-        <w:rPr/>
+        <w:rPr>
+          <w:rFonts w:ascii="&quot;Times New Roman&quot;" w:hAnsi="&quot;Times New Roman&quot;" w:cs="&quot;Times New Roman&quot;"/>
+          <w:sz w:val="24"/>
+        </w:rPr>
         <w:t xml:space="preserve">с использованием автоматизированных средств обработки персональных данных</w:t>
       </w:r>
       <w:r>
-        <w:rPr/>
+        <w:rPr>
+          <w:rFonts w:ascii="&quot;Times New Roman&quot;" w:hAnsi="&quot;Times New Roman&quot;" w:cs="&quot;Times New Roman&quot;"/>
+          <w:sz w:val="24"/>
+        </w:rPr>
         <w:t xml:space="preserve">работника, так и </w:t>
       </w:r>
       <w:r>
-        <w:rPr/>
+        <w:rPr>
+          <w:rFonts w:ascii="&quot;Times New Roman&quot;" w:hAnsi="&quot;Times New Roman&quot;" w:cs="&quot;Times New Roman&quot;"/>
+          <w:sz w:val="24"/>
+        </w:rPr>
         <w:t xml:space="preserve">без использования средств автом</w:t>
       </w:r>
       <w:r>
-        <w:rPr/>
+        <w:rPr>
+          <w:rFonts w:ascii="&quot;Times New Roman&quot;" w:hAnsi="&quot;Times New Roman&quot;" w:cs="&quot;Times New Roman&quot;"/>
+          <w:sz w:val="24"/>
+        </w:rPr>
         <w:t xml:space="preserve">атизации:</w:t>
       </w:r>
     </w:p>
@@ -461,17 +713,23 @@
         <w:spacing w:line="0" w:lineRule="auto"/>
       </w:pPr>
       <w:r>
-        <w:rPr/>
+        <w:rPr>
+          <w:rFonts w:ascii="&quot;Times New Roman&quot;" w:hAnsi="&quot;Times New Roman&quot;" w:cs="&quot;Times New Roman&quot;"/>
+          <w:sz w:val="24"/>
+        </w:rPr>
         <w:t xml:space="preserve">фамилия имя отчество;</w:t>
       </w:r>
     </w:p>
     <w:p>
       <w:pPr>
+        <w:jc w:val="left"/>
         <w:spacing w:line="0" w:lineRule="auto"/>
-        <w:jc w:val="left"/>
-      </w:pPr>
-      <w:r>
-        <w:rPr/>
+      </w:pPr>
+      <w:r>
+        <w:rPr>
+          <w:rFonts w:ascii="&quot;Times New Roman&quot;" w:hAnsi="&quot;Times New Roman&quot;" w:cs="&quot;Times New Roman&quot;"/>
+          <w:sz w:val="24"/>
+        </w:rPr>
         <w:t xml:space="preserve">пол;</w:t>
       </w:r>
     </w:p>
@@ -480,14 +738,20 @@
         <w:spacing w:line="0" w:lineRule="auto"/>
       </w:pPr>
       <w:r>
-        <w:rPr/>
+        <w:rPr>
+          <w:rFonts w:ascii="&quot;Times New Roman&quot;" w:hAnsi="&quot;Times New Roman&quot;" w:cs="&quot;Times New Roman&quot;"/>
+          <w:sz w:val="24"/>
+        </w:rPr>
         <w:t xml:space="preserve">дата и место рождения;</w:t>
       </w:r>
     </w:p>
     <w:p>
       <w:pPr/>
       <w:r>
-        <w:rPr/>
+        <w:rPr>
+          <w:rFonts w:ascii="&quot;Times New Roman&quot;" w:hAnsi="&quot;Times New Roman&quot;" w:cs="&quot;Times New Roman&quot;"/>
+          <w:sz w:val="24"/>
+        </w:rPr>
         <w:t xml:space="preserve">информация о документе, удостоверяющем личность (серия, номер, дата и место выдачи);</w:t>
       </w:r>
     </w:p>
@@ -496,15 +760,24 @@
         <w:spacing w:line="0" w:lineRule="auto"/>
       </w:pPr>
       <w:r>
-        <w:rPr/>
+        <w:rPr>
+          <w:rFonts w:ascii="&quot;Times New Roman&quot;" w:hAnsi="&quot;Times New Roman&quot;" w:cs="&quot;Times New Roman&quot;"/>
+          <w:sz w:val="24"/>
+        </w:rPr>
         <w:t xml:space="preserve">место </w:t>
       </w:r>
       <w:r>
-        <w:rPr/>
+        <w:rPr>
+          <w:rFonts w:ascii="&quot;Times New Roman&quot;" w:hAnsi="&quot;Times New Roman&quot;" w:cs="&quot;Times New Roman&quot;"/>
+          <w:sz w:val="24"/>
+        </w:rPr>
         <w:t xml:space="preserve">жительства - регистрация (место</w:t>
       </w:r>
       <w:r>
-        <w:rPr/>
+        <w:rPr>
+          <w:rFonts w:ascii="&quot;Times New Roman&quot;" w:hAnsi="&quot;Times New Roman&quot;" w:cs="&quot;Times New Roman&quot;"/>
+          <w:sz w:val="24"/>
+        </w:rPr>
         <w:t xml:space="preserve"> фактического проживания);</w:t>
       </w:r>
     </w:p>
@@ -513,108 +786,168 @@
         <w:spacing w:line="0" w:lineRule="auto"/>
       </w:pPr>
       <w:r>
-        <w:rPr/>
+        <w:rPr>
+          <w:rFonts w:ascii="&quot;Times New Roman&quot;" w:hAnsi="&quot;Times New Roman&quot;" w:cs="&quot;Times New Roman&quot;"/>
+          <w:sz w:val="24"/>
+        </w:rPr>
         <w:t xml:space="preserve">кон</w:t>
       </w:r>
       <w:r>
-        <w:rPr/>
+        <w:rPr>
+          <w:rFonts w:ascii="&quot;Times New Roman&quot;" w:hAnsi="&quot;Times New Roman&quot;" w:cs="&quot;Times New Roman&quot;"/>
+          <w:sz w:val="24"/>
+        </w:rPr>
         <w:t xml:space="preserve">тактная информация (номер телеф</w:t>
       </w:r>
       <w:r>
-        <w:rPr/>
+        <w:rPr>
+          <w:rFonts w:ascii="&quot;Times New Roman&quot;" w:hAnsi="&quot;Times New Roman&quot;" w:cs="&quot;Times New Roman&quot;"/>
+          <w:sz w:val="24"/>
+        </w:rPr>
         <w:t xml:space="preserve">она, адрес электронной почты и т.п.);</w:t>
       </w:r>
     </w:p>
     <w:p>
       <w:pPr/>
       <w:r>
-        <w:rPr/>
+        <w:rPr>
+          <w:rFonts w:ascii="&quot;Times New Roman&quot;" w:hAnsi="&quot;Times New Roman&quot;" w:cs="&quot;Times New Roman&quot;"/>
+          <w:sz w:val="24"/>
+        </w:rPr>
         <w:t xml:space="preserve">информация об образовании и квалификации (документ об образовании, о квалифика</w:t>
       </w:r>
       <w:r>
-        <w:rPr/>
+        <w:rPr>
+          <w:rFonts w:ascii="&quot;Times New Roman&quot;" w:hAnsi="&quot;Times New Roman&quot;" w:cs="&quot;Times New Roman&quot;"/>
+          <w:sz w:val="24"/>
+        </w:rPr>
         <w:t xml:space="preserve">ции или наличии специальных знан</w:t>
       </w:r>
       <w:r>
-        <w:rPr/>
+        <w:rPr>
+          <w:rFonts w:ascii="&quot;Times New Roman&quot;" w:hAnsi="&quot;Times New Roman&quot;" w:cs="&quot;Times New Roman&quot;"/>
+          <w:sz w:val="24"/>
+        </w:rPr>
         <w:t xml:space="preserve">ий);</w:t>
       </w:r>
     </w:p>
     <w:p>
       <w:pPr>
-        <w:jc w:val="both"/>
+        <w:jc w:val="justify"/>
         <w:spacing w:line="0" w:lineRule="auto"/>
       </w:pPr>
       <w:r>
-        <w:rPr/>
+        <w:rPr>
+          <w:rFonts w:ascii="&quot;Times New Roman&quot;" w:hAnsi="&quot;Times New Roman&quot;" w:cs="&quot;Times New Roman&quot;"/>
+          <w:sz w:val="24"/>
+        </w:rPr>
         <w:t xml:space="preserve">4</w:t>
       </w:r>
       <w:r>
-        <w:rPr/>
+        <w:rPr>
+          <w:rFonts w:ascii="&quot;Times New Roman&quot;" w:hAnsi="&quot;Times New Roman&quot;" w:cs="&quot;Times New Roman&quot;"/>
+          <w:sz w:val="24"/>
+        </w:rPr>
         <w:t xml:space="preserve">.</w:t>
       </w:r>
       <w:r>
-        <w:rPr/>
+        <w:rPr>
+          <w:rFonts w:ascii="&quot;Times New Roman&quot;" w:hAnsi="&quot;Times New Roman&quot;" w:cs="&quot;Times New Roman&quot;"/>
+          <w:sz w:val="24"/>
+        </w:rPr>
         <w:t xml:space="preserve"> </w:t>
       </w:r>
       <w:r>
-        <w:rPr/>
+        <w:rPr>
+          <w:rFonts w:ascii="&quot;Times New Roman&quot;" w:hAnsi="&quot;Times New Roman&quot;" w:cs="&quot;Times New Roman&quot;"/>
+          <w:sz w:val="24"/>
+        </w:rPr>
         <w:t xml:space="preserve"> </w:t>
       </w:r>
       <w:r>
-        <w:rPr/>
+        <w:rPr>
+          <w:rFonts w:ascii="&quot;Times New Roman&quot;" w:hAnsi="&quot;Times New Roman&quot;" w:cs="&quot;Times New Roman&quot;"/>
+          <w:sz w:val="24"/>
+        </w:rPr>
         <w:t xml:space="preserve">Субъект персональных данных п</w:t>
       </w:r>
       <w:r>
-        <w:rPr/>
+        <w:rPr>
+          <w:rFonts w:ascii="&quot;Times New Roman&quot;" w:hAnsi="&quot;Times New Roman&quot;" w:cs="&quot;Times New Roman&quot;"/>
+          <w:sz w:val="24"/>
+        </w:rPr>
         <w:t xml:space="preserve">о </w:t>
       </w:r>
       <w:r>
-        <w:rPr/>
+        <w:rPr>
+          <w:rFonts w:ascii="&quot;Times New Roman&quot;" w:hAnsi="&quot;Times New Roman&quot;" w:cs="&quot;Times New Roman&quot;"/>
+          <w:sz w:val="24"/>
+        </w:rPr>
         <w:t xml:space="preserve">письменному запросу имеет право на получение</w:t>
       </w:r>
     </w:p>
     <w:p>
       <w:pPr>
-        <w:jc w:val="both"/>
+        <w:jc w:val="justify"/>
         <w:spacing w:line="0" w:lineRule="auto"/>
       </w:pPr>
       <w:r>
-        <w:rPr/>
+        <w:rPr>
+          <w:rFonts w:ascii="&quot;Times New Roman&quot;" w:hAnsi="&quot;Times New Roman&quot;" w:cs="&quot;Times New Roman&quot;"/>
+          <w:sz w:val="24"/>
+        </w:rPr>
         <w:t xml:space="preserve">информации, касающейся обработки его персональных данных (в соответствии со ст. 14 ФЗ №152 от 27.06.2006 г.).</w:t>
       </w:r>
     </w:p>
     <w:p>
       <w:pPr>
-        <w:jc w:val="both"/>
-      </w:pPr>
-      <w:r>
-        <w:rPr/>
+        <w:jc w:val="justify"/>
+      </w:pPr>
+      <w:r>
+        <w:rPr>
+          <w:rFonts w:ascii="&quot;Times New Roman&quot;" w:hAnsi="&quot;Times New Roman&quot;" w:cs="&quot;Times New Roman&quot;"/>
+          <w:sz w:val="24"/>
+        </w:rPr>
         <w:t xml:space="preserve">Обработка персональных данны</w:t>
       </w:r>
       <w:r>
-        <w:rPr/>
+        <w:rPr>
+          <w:rFonts w:ascii="&quot;Times New Roman&quot;" w:hAnsi="&quot;Times New Roman&quot;" w:cs="&quot;Times New Roman&quot;"/>
+          <w:sz w:val="24"/>
+        </w:rPr>
         <w:t xml:space="preserve">х</w:t>
       </w:r>
       <w:r>
-        <w:rPr/>
+        <w:rPr>
+          <w:rFonts w:ascii="&quot;Times New Roman&quot;" w:hAnsi="&quot;Times New Roman&quot;" w:cs="&quot;Times New Roman&quot;"/>
+          <w:sz w:val="24"/>
+        </w:rPr>
         <w:t xml:space="preserve"> прекращается при достижении целей обработки.</w:t>
       </w:r>
     </w:p>
     <w:p>
       <w:pPr>
-        <w:jc w:val="both"/>
-      </w:pPr>
-      <w:r>
-        <w:rPr/>
+        <w:jc w:val="justify"/>
+      </w:pPr>
+      <w:r>
+        <w:rPr>
+          <w:rFonts w:ascii="&quot;Times New Roman&quot;" w:hAnsi="&quot;Times New Roman&quot;" w:cs="&quot;Times New Roman&quot;"/>
+          <w:sz w:val="24"/>
+        </w:rPr>
         <w:t xml:space="preserve">Субъект персональных данных несет ответственность за достов</w:t>
       </w:r>
       <w:r>
-        <w:rPr/>
+        <w:rPr>
+          <w:rFonts w:ascii="&quot;Times New Roman&quot;" w:hAnsi="&quot;Times New Roman&quot;" w:cs="&quot;Times New Roman&quot;"/>
+          <w:sz w:val="24"/>
+        </w:rPr>
         <w:t xml:space="preserve">ерность представленных сведений</w:t>
       </w:r>
       <w:r>
-        <w:rPr/>
+        <w:rPr>
+          <w:rFonts w:ascii="&quot;Times New Roman&quot;" w:hAnsi="&quot;Times New Roman&quot;" w:cs="&quot;Times New Roman&quot;"/>
+          <w:sz w:val="24"/>
+        </w:rPr>
         <w:t xml:space="preserve">.</w:t>
       </w:r>
     </w:p>
@@ -623,87 +956,131 @@
         <w:spacing w:line="298" w:lineRule="auto"/>
       </w:pPr>
       <w:r>
-        <w:rPr/>
+        <w:rPr>
+          <w:rFonts w:ascii="&quot;Times New Roman&quot;" w:hAnsi="&quot;Times New Roman&quot;" w:cs="&quot;Times New Roman&quot;"/>
+          <w:sz w:val="24"/>
+        </w:rPr>
         <w:t xml:space="preserve">Настоящее согласие действует на период </w:t>
       </w:r>
       <w:r>
-        <w:rPr/>
+        <w:rPr>
+          <w:rFonts w:ascii="&quot;Times New Roman&quot;" w:hAnsi="&quot;Times New Roman&quot;" w:cs="&quot;Times New Roman&quot;"/>
+          <w:sz w:val="24"/>
+        </w:rPr>
         <w:t xml:space="preserve">оказания </w:t>
       </w:r>
       <w:r>
-        <w:rPr/>
+        <w:rPr>
+          <w:rFonts w:ascii="&quot;Times New Roman&quot;" w:hAnsi="&quot;Times New Roman&quot;" w:cs="&quot;Times New Roman&quot;"/>
+          <w:sz w:val="24"/>
+        </w:rPr>
         <w:t xml:space="preserve">образовательных </w:t>
       </w:r>
       <w:r>
-        <w:rPr/>
+        <w:rPr>
+          <w:rFonts w:ascii="&quot;Times New Roman&quot;" w:hAnsi="&quot;Times New Roman&quot;" w:cs="&quot;Times New Roman&quot;"/>
+          <w:sz w:val="24"/>
+        </w:rPr>
         <w:t xml:space="preserve">у</w:t>
       </w:r>
       <w:r>
-        <w:rPr/>
+        <w:rPr>
+          <w:rFonts w:ascii="&quot;Times New Roman&quot;" w:hAnsi="&quot;Times New Roman&quot;" w:cs="&quot;Times New Roman&quot;"/>
+          <w:sz w:val="24"/>
+        </w:rPr>
         <w:t xml:space="preserve">слуг </w:t>
       </w:r>
       <w:r>
-        <w:rPr/>
+        <w:rPr>
+          <w:rFonts w:ascii="&quot;Times New Roman&quot;" w:hAnsi="&quot;Times New Roman&quot;" w:cs="&quot;Times New Roman&quot;"/>
+          <w:sz w:val="24"/>
+        </w:rPr>
         <w:t xml:space="preserve">университетом,</w:t>
       </w:r>
       <w:r>
-        <w:rPr/>
+        <w:rPr>
+          <w:rFonts w:ascii="&quot;Times New Roman&quot;" w:hAnsi="&quot;Times New Roman&quot;" w:cs="&quot;Times New Roman&quot;"/>
+          <w:sz w:val="24"/>
+        </w:rPr>
         <w:t xml:space="preserve"> </w:t>
       </w:r>
       <w:r>
-        <w:rPr/>
+        <w:rPr>
+          <w:rFonts w:ascii="&quot;Times New Roman&quot;" w:hAnsi="&quot;Times New Roman&quot;" w:cs="&quot;Times New Roman&quot;"/>
+          <w:sz w:val="24"/>
+        </w:rPr>
         <w:t xml:space="preserve">а также после</w:t>
       </w:r>
       <w:r>
-        <w:rPr/>
+        <w:rPr>
+          <w:rFonts w:ascii="&quot;Times New Roman&quot;" w:hAnsi="&quot;Times New Roman&quot;" w:cs="&quot;Times New Roman&quot;"/>
+          <w:sz w:val="24"/>
+        </w:rPr>
         <w:t xml:space="preserve"> в</w:t>
       </w:r>
       <w:r>
-        <w:rPr/>
+        <w:rPr>
+          <w:rFonts w:ascii="&quot;Times New Roman&quot;" w:hAnsi="&quot;Times New Roman&quot;" w:cs="&quot;Times New Roman&quot;"/>
+          <w:sz w:val="24"/>
+        </w:rPr>
         <w:t xml:space="preserve"> архивных целях на срок,</w:t>
       </w:r>
       <w:r>
-        <w:rPr/>
+        <w:rPr>
+          <w:rFonts w:ascii="&quot;Times New Roman&quot;" w:hAnsi="&quot;Times New Roman&quot;" w:cs="&quot;Times New Roman&quot;"/>
+          <w:sz w:val="24"/>
+        </w:rPr>
         <w:t xml:space="preserve"> </w:t>
       </w:r>
       <w:r>
-        <w:rPr/>
+        <w:rPr>
+          <w:rFonts w:ascii="&quot;Times New Roman&quot;" w:hAnsi="&quot;Times New Roman&quot;" w:cs="&quot;Times New Roman&quot;"/>
+          <w:sz w:val="24"/>
+        </w:rPr>
         <w:t xml:space="preserve">предусмотренный федеральным законом.</w:t>
       </w:r>
     </w:p>
     <w:p>
       <w:pPr>
-        <w:jc w:val="both"/>
+        <w:jc w:val="justify"/>
         <w:spacing w:line="298" w:lineRule="auto"/>
       </w:pPr>
     </w:p>
     <w:p>
       <w:pPr>
-        <w:jc w:val="both"/>
+        <w:jc w:val="justify"/>
         <w:spacing w:line="298" w:lineRule="auto"/>
       </w:pPr>
     </w:p>
     <w:p>
       <w:pPr>
-        <w:jc w:val="both"/>
+        <w:jc w:val="justify"/>
         <w:spacing w:line="0" w:lineRule="auto"/>
       </w:pPr>
       <w:r>
-        <w:rPr/>
+        <w:rPr>
+          <w:rFonts w:ascii="&quot;Times New Roman&quot;" w:hAnsi="&quot;Times New Roman&quot;" w:cs="&quot;Times New Roman&quot;"/>
+          <w:sz w:val="24"/>
+        </w:rPr>
         <w:t xml:space="preserve">«______»______________20___</w:t>
       </w:r>
       <w:r>
-        <w:rPr/>
+        <w:rPr>
+          <w:rFonts w:ascii="&quot;Times New Roman&quot;" w:hAnsi="&quot;Times New Roman&quot;" w:cs="&quot;Times New Roman&quot;"/>
+          <w:sz w:val="24"/>
+        </w:rPr>
         <w:t xml:space="preserve">  г.                         _______________________</w:t>
       </w:r>
     </w:p>
     <w:p>
       <w:pPr>
+        <w:jc w:val="justify"/>
         <w:spacing w:line="0" w:lineRule="auto"/>
-        <w:jc w:val="both"/>
-      </w:pPr>
-      <w:r>
-        <w:rPr>
+      </w:pPr>
+      <w:r>
+        <w:rPr>
+          <w:rFonts w:ascii="&quot;Times New Roman&quot;" w:hAnsi="&quot;Times New Roman&quot;" w:cs="&quot;Times New Roman&quot;"/>
+          <w:sz w:val="24"/>
           <w:i/>
         </w:rPr>
         <w:t xml:space="preserve">(подпись)</w:t>
